--- a/会议纪要/G08小组需求变更会议纪要 .docx
+++ b/会议纪要/G08小组需求变更会议纪要 .docx
@@ -206,7 +206,6 @@
         <w:spacing w:line="360" w:lineRule="auto"/>
         <w:jc w:val="center"/>
         <w:rPr>
-          <w:rFonts w:hint="eastAsia"/>
           <w:b/>
           <w:bCs/>
           <w:sz w:val="52"/>
@@ -1117,6 +1116,261 @@
               <w:snapToGrid w:val="0"/>
               <w:jc w:val="center"/>
               <w:rPr>
+                <w:rFonts w:hint="eastAsia"/>
+                <w:b/>
+                <w:bCs/>
+                <w:sz w:val="32"/>
+                <w:szCs w:val="32"/>
+              </w:rPr>
+            </w:pPr>
+            <w:r>
+              <w:rPr>
+                <w:rFonts w:hint="eastAsia"/>
+                <w:b/>
+                <w:bCs/>
+                <w:sz w:val="32"/>
+                <w:szCs w:val="32"/>
+              </w:rPr>
+              <w:t>需求矛盾评估</w:t>
+            </w:r>
+          </w:p>
+        </w:tc>
+        <w:tc>
+          <w:tcPr>
+            <w:tcW w:w="7169" w:type="dxa"/>
+            <w:gridSpan w:val="3"/>
+            <w:tcBorders>
+              <w:top w:val="single" w:sz="4" w:space="0" w:color="auto"/>
+              <w:left w:val="single" w:sz="4" w:space="0" w:color="auto"/>
+              <w:bottom w:val="single" w:sz="12" w:space="0" w:color="auto"/>
+              <w:right w:val="single" w:sz="12" w:space="0" w:color="auto"/>
+            </w:tcBorders>
+            <w:tcMar>
+              <w:top w:w="-1" w:type="dxa"/>
+              <w:left w:w="-1" w:type="dxa"/>
+              <w:bottom w:w="-1" w:type="dxa"/>
+              <w:right w:w="-1" w:type="dxa"/>
+            </w:tcMar>
+            <w:vAlign w:val="center"/>
+          </w:tcPr>
+          <w:p>
+            <w:pPr>
+              <w:widowControl/>
+              <w:spacing w:line="180" w:lineRule="atLeast"/>
+              <w:rPr>
+                <w:rFonts w:ascii="宋体" w:eastAsia="宋体" w:hAnsi="宋体" w:cs="宋体"/>
+                <w:b/>
+                <w:bCs/>
+                <w:sz w:val="24"/>
+              </w:rPr>
+            </w:pPr>
+            <w:r>
+              <w:rPr>
+                <w:rFonts w:ascii="宋体" w:eastAsia="宋体" w:hAnsi="宋体" w:cs="宋体"/>
+                <w:b/>
+                <w:bCs/>
+                <w:sz w:val="24"/>
+              </w:rPr>
+              <w:t xml:space="preserve">会议针对本次变更引发的潜在业务和交互矛盾进行了深度评估，并达成了一致的解决对策： </w:t>
+            </w:r>
+          </w:p>
+          <w:p>
+            <w:pPr>
+              <w:widowControl/>
+              <w:numPr>
+                <w:ilvl w:val="0"/>
+                <w:numId w:val="6"/>
+              </w:numPr>
+              <w:spacing w:line="180" w:lineRule="atLeast"/>
+              <w:rPr>
+                <w:rFonts w:ascii="宋体" w:eastAsia="宋体" w:hAnsi="宋体" w:cs="宋体"/>
+                <w:sz w:val="24"/>
+              </w:rPr>
+            </w:pPr>
+            <w:r>
+              <w:rPr>
+                <w:rFonts w:ascii="宋体" w:eastAsia="宋体" w:hAnsi="宋体" w:cs="宋体"/>
+                <w:sz w:val="24"/>
+              </w:rPr>
+              <w:t xml:space="preserve">学生隐私偏好 </w:t>
+            </w:r>
+            <w:r>
+              <w:rPr>
+                <w:rFonts w:ascii="宋体" w:eastAsia="宋体" w:hAnsi="宋体" w:cs="宋体" w:hint="eastAsia"/>
+                <w:sz w:val="24"/>
+              </w:rPr>
+              <w:t>和</w:t>
+            </w:r>
+            <w:r>
+              <w:rPr>
+                <w:rFonts w:ascii="宋体" w:eastAsia="宋体" w:hAnsi="宋体" w:cs="宋体"/>
+                <w:sz w:val="24"/>
+              </w:rPr>
+              <w:t xml:space="preserve"> 管理端审计需要的矛盾</w:t>
+            </w:r>
+          </w:p>
+          <w:p>
+            <w:pPr>
+              <w:widowControl/>
+              <w:numPr>
+                <w:ilvl w:val="1"/>
+                <w:numId w:val="6"/>
+              </w:numPr>
+              <w:spacing w:line="180" w:lineRule="atLeast"/>
+              <w:rPr>
+                <w:rFonts w:ascii="宋体" w:eastAsia="宋体" w:hAnsi="宋体" w:cs="宋体"/>
+                <w:sz w:val="24"/>
+              </w:rPr>
+            </w:pPr>
+            <w:r>
+              <w:rPr>
+                <w:rFonts w:ascii="宋体" w:eastAsia="宋体" w:hAnsi="宋体" w:cs="宋体"/>
+                <w:sz w:val="24"/>
+              </w:rPr>
+              <w:t xml:space="preserve">矛盾表现：学生端为了个性化和隐私安全，强烈要求在公开互动（如课程问答、学习空间）中隐藏真实姓名、显示“昵称”；但管理员和教师在进行账号管理、行为审核和日志追溯时，必须依赖“真实姓名”，否则会导致真实身份混淆、无法追责。 </w:t>
+            </w:r>
+          </w:p>
+          <w:p>
+            <w:pPr>
+              <w:widowControl/>
+              <w:numPr>
+                <w:ilvl w:val="1"/>
+                <w:numId w:val="6"/>
+              </w:numPr>
+              <w:spacing w:line="180" w:lineRule="atLeast"/>
+              <w:rPr>
+                <w:rFonts w:ascii="宋体" w:eastAsia="宋体" w:hAnsi="宋体" w:cs="宋体"/>
+                <w:sz w:val="24"/>
+              </w:rPr>
+            </w:pPr>
+            <w:r>
+              <w:rPr>
+                <w:rFonts w:ascii="宋体" w:eastAsia="宋体" w:hAnsi="宋体" w:cs="宋体"/>
+                <w:sz w:val="24"/>
+              </w:rPr>
+              <w:t xml:space="preserve">解决对策：采用“展示层与审计层分离”的策略。在公开互动区域的前端展示组件中优先调用“昵称”；但在管理员的用户管理页面、审批记录以及底层系统日志中，必须强行保留并展示“真实姓名”与用户ID，确保日常识别与正式追溯两不误。 </w:t>
+            </w:r>
+          </w:p>
+          <w:p>
+            <w:pPr>
+              <w:widowControl/>
+              <w:numPr>
+                <w:ilvl w:val="0"/>
+                <w:numId w:val="6"/>
+              </w:numPr>
+              <w:spacing w:line="180" w:lineRule="atLeast"/>
+              <w:rPr>
+                <w:rFonts w:ascii="宋体" w:eastAsia="宋体" w:hAnsi="宋体" w:cs="宋体"/>
+                <w:sz w:val="24"/>
+              </w:rPr>
+            </w:pPr>
+            <w:r>
+              <w:rPr>
+                <w:rFonts w:ascii="宋体" w:eastAsia="宋体" w:hAnsi="宋体" w:cs="宋体"/>
+                <w:sz w:val="24"/>
+              </w:rPr>
+              <w:t xml:space="preserve">多端各自独立实现 </w:t>
+            </w:r>
+            <w:r>
+              <w:rPr>
+                <w:rFonts w:ascii="宋体" w:eastAsia="宋体" w:hAnsi="宋体" w:cs="宋体" w:hint="eastAsia"/>
+                <w:sz w:val="24"/>
+              </w:rPr>
+              <w:t>和</w:t>
+            </w:r>
+            <w:r>
+              <w:rPr>
+                <w:rFonts w:ascii="宋体" w:eastAsia="宋体" w:hAnsi="宋体" w:cs="宋体"/>
+                <w:sz w:val="24"/>
+              </w:rPr>
+              <w:t xml:space="preserve"> 页面同步不一致的矛盾</w:t>
+            </w:r>
+          </w:p>
+          <w:p>
+            <w:pPr>
+              <w:widowControl/>
+              <w:numPr>
+                <w:ilvl w:val="1"/>
+                <w:numId w:val="6"/>
+              </w:numPr>
+              <w:spacing w:line="180" w:lineRule="atLeast"/>
+              <w:rPr>
+                <w:rFonts w:ascii="宋体" w:eastAsia="宋体" w:hAnsi="宋体" w:cs="宋体"/>
+                <w:sz w:val="24"/>
+              </w:rPr>
+            </w:pPr>
+            <w:r>
+              <w:rPr>
+                <w:rFonts w:ascii="宋体" w:eastAsia="宋体" w:hAnsi="宋体" w:cs="宋体"/>
+                <w:sz w:val="24"/>
+              </w:rPr>
+              <w:t xml:space="preserve">矛盾表现：系统包含教师、学生、管理员三端，若各端页面单独去调用和处理资料展示，极易在修改头像或昵称后，出现部分页面刷新不及时、展示割裂的现象。 </w:t>
+            </w:r>
+          </w:p>
+          <w:p>
+            <w:pPr>
+              <w:widowControl/>
+              <w:numPr>
+                <w:ilvl w:val="1"/>
+                <w:numId w:val="6"/>
+              </w:numPr>
+              <w:spacing w:line="180" w:lineRule="atLeast"/>
+              <w:rPr>
+                <w:rFonts w:ascii="宋体" w:eastAsia="宋体" w:hAnsi="宋体" w:cs="宋体"/>
+                <w:sz w:val="24"/>
+              </w:rPr>
+            </w:pPr>
+            <w:r>
+              <w:rPr>
+                <w:rFonts w:ascii="宋体" w:eastAsia="宋体" w:hAnsi="宋体" w:cs="宋体"/>
+                <w:sz w:val="24"/>
+              </w:rPr>
+              <w:t>解决对策：在墨刀原型设计时，统一抽象出全局的“用户资料展示组件”，建立严格的页面清单逐一走查，从设计源头上消灭多端不一致的问题。</w:t>
+            </w:r>
+          </w:p>
+          <w:p>
+            <w:pPr>
+              <w:widowControl/>
+              <w:spacing w:line="180" w:lineRule="atLeast"/>
+              <w:rPr>
+                <w:rFonts w:ascii="宋体" w:eastAsia="宋体" w:hAnsi="宋体" w:cs="宋体"/>
+                <w:b/>
+                <w:bCs/>
+                <w:sz w:val="24"/>
+              </w:rPr>
+            </w:pPr>
+          </w:p>
+        </w:tc>
+      </w:tr>
+      <w:tr>
+        <w:trPr>
+          <w:cantSplit/>
+          <w:trHeight w:val="2241"/>
+          <w:tblHeader/>
+          <w:jc w:val="center"/>
+        </w:trPr>
+        <w:tc>
+          <w:tcPr>
+            <w:tcW w:w="2224" w:type="dxa"/>
+            <w:tcBorders>
+              <w:top w:val="single" w:sz="4" w:space="0" w:color="auto"/>
+              <w:left w:val="single" w:sz="12" w:space="0" w:color="auto"/>
+              <w:bottom w:val="single" w:sz="12" w:space="0" w:color="auto"/>
+              <w:right w:val="nil"/>
+            </w:tcBorders>
+            <w:tcMar>
+              <w:top w:w="-1" w:type="dxa"/>
+              <w:left w:w="-1" w:type="dxa"/>
+              <w:bottom w:w="-1" w:type="dxa"/>
+              <w:right w:w="-1" w:type="dxa"/>
+            </w:tcMar>
+            <w:vAlign w:val="center"/>
+          </w:tcPr>
+          <w:p>
+            <w:pPr>
+              <w:snapToGrid w:val="0"/>
+              <w:jc w:val="center"/>
+              <w:rPr>
                 <w:sz w:val="32"/>
                 <w:szCs w:val="32"/>
               </w:rPr>
@@ -1835,6 +2089,123 @@
     </w:lvl>
   </w:abstractNum>
   <w:abstractNum w:abstractNumId="2" w15:restartNumberingAfterBreak="0">
+    <w:nsid w:val="27BF7B4F"/>
+    <w:multiLevelType w:val="multilevel"/>
+    <w:tmpl w:val="973E9230"/>
+    <w:lvl w:ilvl="0">
+      <w:start w:val="1"/>
+      <w:numFmt w:val="decimal"/>
+      <w:lvlText w:val="%1."/>
+      <w:lvlJc w:val="left"/>
+      <w:pPr>
+        <w:tabs>
+          <w:tab w:val="num" w:pos="720"/>
+        </w:tabs>
+        <w:ind w:left="720" w:hanging="360"/>
+      </w:pPr>
+    </w:lvl>
+    <w:lvl w:ilvl="1">
+      <w:start w:val="1"/>
+      <w:numFmt w:val="bullet"/>
+      <w:lvlText w:val="o"/>
+      <w:lvlJc w:val="left"/>
+      <w:pPr>
+        <w:tabs>
+          <w:tab w:val="num" w:pos="1440"/>
+        </w:tabs>
+        <w:ind w:left="1440" w:hanging="360"/>
+      </w:pPr>
+      <w:rPr>
+        <w:rFonts w:ascii="Courier New" w:hAnsi="Courier New" w:hint="default"/>
+        <w:sz w:val="20"/>
+      </w:rPr>
+    </w:lvl>
+    <w:lvl w:ilvl="2" w:tentative="1">
+      <w:start w:val="1"/>
+      <w:numFmt w:val="decimal"/>
+      <w:lvlText w:val="%3."/>
+      <w:lvlJc w:val="left"/>
+      <w:pPr>
+        <w:tabs>
+          <w:tab w:val="num" w:pos="2160"/>
+        </w:tabs>
+        <w:ind w:left="2160" w:hanging="360"/>
+      </w:pPr>
+    </w:lvl>
+    <w:lvl w:ilvl="3" w:tentative="1">
+      <w:start w:val="1"/>
+      <w:numFmt w:val="decimal"/>
+      <w:lvlText w:val="%4."/>
+      <w:lvlJc w:val="left"/>
+      <w:pPr>
+        <w:tabs>
+          <w:tab w:val="num" w:pos="2880"/>
+        </w:tabs>
+        <w:ind w:left="2880" w:hanging="360"/>
+      </w:pPr>
+    </w:lvl>
+    <w:lvl w:ilvl="4" w:tentative="1">
+      <w:start w:val="1"/>
+      <w:numFmt w:val="decimal"/>
+      <w:lvlText w:val="%5."/>
+      <w:lvlJc w:val="left"/>
+      <w:pPr>
+        <w:tabs>
+          <w:tab w:val="num" w:pos="3600"/>
+        </w:tabs>
+        <w:ind w:left="3600" w:hanging="360"/>
+      </w:pPr>
+    </w:lvl>
+    <w:lvl w:ilvl="5" w:tentative="1">
+      <w:start w:val="1"/>
+      <w:numFmt w:val="decimal"/>
+      <w:lvlText w:val="%6."/>
+      <w:lvlJc w:val="left"/>
+      <w:pPr>
+        <w:tabs>
+          <w:tab w:val="num" w:pos="4320"/>
+        </w:tabs>
+        <w:ind w:left="4320" w:hanging="360"/>
+      </w:pPr>
+    </w:lvl>
+    <w:lvl w:ilvl="6" w:tentative="1">
+      <w:start w:val="1"/>
+      <w:numFmt w:val="decimal"/>
+      <w:lvlText w:val="%7."/>
+      <w:lvlJc w:val="left"/>
+      <w:pPr>
+        <w:tabs>
+          <w:tab w:val="num" w:pos="5040"/>
+        </w:tabs>
+        <w:ind w:left="5040" w:hanging="360"/>
+      </w:pPr>
+    </w:lvl>
+    <w:lvl w:ilvl="7" w:tentative="1">
+      <w:start w:val="1"/>
+      <w:numFmt w:val="decimal"/>
+      <w:lvlText w:val="%8."/>
+      <w:lvlJc w:val="left"/>
+      <w:pPr>
+        <w:tabs>
+          <w:tab w:val="num" w:pos="5760"/>
+        </w:tabs>
+        <w:ind w:left="5760" w:hanging="360"/>
+      </w:pPr>
+    </w:lvl>
+    <w:lvl w:ilvl="8" w:tentative="1">
+      <w:start w:val="1"/>
+      <w:numFmt w:val="decimal"/>
+      <w:lvlText w:val="%9."/>
+      <w:lvlJc w:val="left"/>
+      <w:pPr>
+        <w:tabs>
+          <w:tab w:val="num" w:pos="6480"/>
+        </w:tabs>
+        <w:ind w:left="6480" w:hanging="360"/>
+      </w:pPr>
+    </w:lvl>
+  </w:abstractNum>
+  <w:abstractNum w:abstractNumId="3" w15:restartNumberingAfterBreak="0">
     <w:nsid w:val="42404197"/>
     <w:multiLevelType w:val="multilevel"/>
     <w:tmpl w:val="03CCE66C"/>
@@ -1983,7 +2354,7 @@
       </w:rPr>
     </w:lvl>
   </w:abstractNum>
-  <w:abstractNum w:abstractNumId="3" w15:restartNumberingAfterBreak="0">
+  <w:abstractNum w:abstractNumId="4" w15:restartNumberingAfterBreak="0">
     <w:nsid w:val="50FA5F5B"/>
     <w:multiLevelType w:val="multilevel"/>
     <w:tmpl w:val="F76A4B4C"/>
@@ -2132,7 +2503,7 @@
       </w:rPr>
     </w:lvl>
   </w:abstractNum>
-  <w:abstractNum w:abstractNumId="4" w15:restartNumberingAfterBreak="0">
+  <w:abstractNum w:abstractNumId="5" w15:restartNumberingAfterBreak="0">
     <w:nsid w:val="6FD91694"/>
     <w:multiLevelType w:val="multilevel"/>
     <w:tmpl w:val="CFC0A06E"/>
@@ -2253,16 +2624,19 @@
     <w:abstractNumId w:val="0"/>
   </w:num>
   <w:num w:numId="2" w16cid:durableId="1116945169">
-    <w:abstractNumId w:val="2"/>
+    <w:abstractNumId w:val="3"/>
   </w:num>
   <w:num w:numId="3" w16cid:durableId="1301810407">
-    <w:abstractNumId w:val="3"/>
+    <w:abstractNumId w:val="4"/>
   </w:num>
   <w:num w:numId="4" w16cid:durableId="232089644">
-    <w:abstractNumId w:val="4"/>
+    <w:abstractNumId w:val="5"/>
   </w:num>
   <w:num w:numId="5" w16cid:durableId="335228860">
     <w:abstractNumId w:val="1"/>
+  </w:num>
+  <w:num w:numId="6" w16cid:durableId="1330250148">
+    <w:abstractNumId w:val="2"/>
   </w:num>
 </w:numbering>
 </file>
